--- a/ICS_G14_Planificación_SCM.docx
+++ b/ICS_G14_Planificación_SCM.docx
@@ -227,6 +227,9 @@
               <w:spacing w:line="240" w:lineRule="auto"/>
             </w:pPr>
             <w:r>
+              <w:t xml:space="preserve">Entregable de </w:t>
+            </w:r>
+            <w:r>
               <w:t>Trabajo Práctico</w:t>
             </w:r>
           </w:p>
@@ -287,6 +290,9 @@
             </w:pPr>
             <w:r>
               <w:t>ICS_G14_4K2_2025/Trabajos Prácticos/</w:t>
+            </w:r>
+            <w:r>
+              <w:t>TP&lt;&lt;N&gt;&gt;/</w:t>
             </w:r>
           </w:p>
         </w:tc>
@@ -342,7 +348,10 @@
               <w:spacing w:line="240" w:lineRule="auto"/>
             </w:pPr>
             <w:r>
-              <w:t>Lineamientos para TIG</w:t>
+              <w:t>Archivo de c</w:t>
+            </w:r>
+            <w:r>
+              <w:t>ódigo de Trabajo Práctico</w:t>
             </w:r>
           </w:p>
         </w:tc>
@@ -369,7 +378,23 @@
               <w:spacing w:line="240" w:lineRule="auto"/>
             </w:pPr>
             <w:r>
-              <w:t>ICS_G14_TIG_Lineamientos.pdf</w:t>
+              <w:t>&lt;&lt;</w:t>
+            </w:r>
+            <w:proofErr w:type="spellStart"/>
+            <w:r>
+              <w:t>nombre_archivo</w:t>
+            </w:r>
+            <w:proofErr w:type="spellEnd"/>
+            <w:r>
+              <w:t>&gt;&gt;.&lt;&lt;</w:t>
+            </w:r>
+            <w:proofErr w:type="spellStart"/>
+            <w:r>
+              <w:t>ext</w:t>
+            </w:r>
+            <w:proofErr w:type="spellEnd"/>
+            <w:r>
+              <w:t>&gt;&gt;</w:t>
             </w:r>
           </w:p>
         </w:tc>
@@ -386,10 +411,20 @@
           <w:p>
             <w:pPr>
               <w:widowControl w:val="0"/>
-              <w:spacing w:line="240" w:lineRule="auto"/>
-            </w:pPr>
-            <w:r>
-              <w:t>ICS_G14_4K2_2025/Trabajos de Investigación/</w:t>
+              <w:pBdr>
+                <w:top w:val="nil"/>
+                <w:left w:val="nil"/>
+                <w:bottom w:val="nil"/>
+                <w:right w:val="nil"/>
+                <w:between w:val="nil"/>
+              </w:pBdr>
+              <w:spacing w:line="240" w:lineRule="auto"/>
+            </w:pPr>
+            <w:r>
+              <w:t>ICS_G14_4K2_2025/Trabajos Prácticos/TP&lt;&lt;N&gt;&gt;/</w:t>
+            </w:r>
+            <w:r>
+              <w:t>Código/</w:t>
             </w:r>
           </w:p>
         </w:tc>
@@ -416,7 +451,7 @@
               <w:spacing w:line="240" w:lineRule="auto"/>
             </w:pPr>
             <w:r>
-              <w:t>Documento</w:t>
+              <w:t>Práctico</w:t>
             </w:r>
           </w:p>
         </w:tc>
@@ -445,7 +480,7 @@
               <w:spacing w:line="240" w:lineRule="auto"/>
             </w:pPr>
             <w:r>
-              <w:t>Trabajo de Investigación Grupal</w:t>
+              <w:t>Archivo de documentación de Trabajo Práctico</w:t>
             </w:r>
           </w:p>
         </w:tc>
@@ -472,13 +507,24 @@
               <w:spacing w:line="240" w:lineRule="auto"/>
             </w:pPr>
             <w:r>
-              <w:t>ICS_G14_TIG_&lt;&lt;nombre&gt;&gt;.</w:t>
+              <w:t>&lt;&lt;</w:t>
             </w:r>
             <w:proofErr w:type="spellStart"/>
             <w:r>
-              <w:t>pdf</w:t>
+              <w:t>nombre_archivo</w:t>
             </w:r>
             <w:proofErr w:type="spellEnd"/>
+            <w:r>
+              <w:t>&gt;&gt;.&lt;&lt;</w:t>
+            </w:r>
+            <w:proofErr w:type="spellStart"/>
+            <w:r>
+              <w:t>ext</w:t>
+            </w:r>
+            <w:proofErr w:type="spellEnd"/>
+            <w:r>
+              <w:t>&gt;&gt;</w:t>
+            </w:r>
           </w:p>
         </w:tc>
         <w:tc>
@@ -494,10 +540,20 @@
           <w:p>
             <w:pPr>
               <w:widowControl w:val="0"/>
-              <w:spacing w:line="240" w:lineRule="auto"/>
-            </w:pPr>
-            <w:r>
-              <w:t>ICS_G14_4K2_2025/Trabajos de Investigación/</w:t>
+              <w:pBdr>
+                <w:top w:val="nil"/>
+                <w:left w:val="nil"/>
+                <w:bottom w:val="nil"/>
+                <w:right w:val="nil"/>
+                <w:between w:val="nil"/>
+              </w:pBdr>
+              <w:spacing w:line="240" w:lineRule="auto"/>
+            </w:pPr>
+            <w:r>
+              <w:t>ICS_G14_4K2_2025/Trabajos Prácticos/TP&lt;&lt;N&gt;&gt;/</w:t>
+            </w:r>
+            <w:r>
+              <w:t>Documentación/</w:t>
             </w:r>
           </w:p>
         </w:tc>
@@ -553,7 +609,7 @@
               <w:spacing w:line="240" w:lineRule="auto"/>
             </w:pPr>
             <w:r>
-              <w:t>Plan de Gestión de Configuración de Software</w:t>
+              <w:t>Lineamientos para TIG</w:t>
             </w:r>
           </w:p>
         </w:tc>
@@ -580,7 +636,7 @@
               <w:spacing w:line="240" w:lineRule="auto"/>
             </w:pPr>
             <w:r>
-              <w:t>ICS_G14_Planificación_SCM.docx</w:t>
+              <w:t>ICS_G14_TIG_Lineamientos.pdf</w:t>
             </w:r>
           </w:p>
         </w:tc>
@@ -600,7 +656,7 @@
               <w:spacing w:line="240" w:lineRule="auto"/>
             </w:pPr>
             <w:r>
-              <w:t>ICS_G14_4K2_2025/</w:t>
+              <w:t>ICS_G14_4K2_2025/Trabajos de Investigación/</w:t>
             </w:r>
           </w:p>
         </w:tc>
@@ -656,7 +712,7 @@
               <w:spacing w:line="240" w:lineRule="auto"/>
             </w:pPr>
             <w:r>
-              <w:t>Guía de Ejercicios Prácticos Resueltos</w:t>
+              <w:t>Trabajo de Investigación Grupal</w:t>
             </w:r>
           </w:p>
         </w:tc>
@@ -683,34 +739,13 @@
               <w:spacing w:line="240" w:lineRule="auto"/>
             </w:pPr>
             <w:r>
-              <w:t>ICS_G14_Guía_Ejercicios_Prácticos_Resueltos.pdf</w:t>
-            </w:r>
-          </w:p>
-          <w:p>
-            <w:pPr>
-              <w:widowControl w:val="0"/>
-              <w:pBdr>
-                <w:top w:val="nil"/>
-                <w:left w:val="nil"/>
-                <w:bottom w:val="nil"/>
-                <w:right w:val="nil"/>
-                <w:between w:val="nil"/>
-              </w:pBdr>
-              <w:spacing w:line="240" w:lineRule="auto"/>
-            </w:pPr>
-          </w:p>
-          <w:p>
-            <w:pPr>
-              <w:widowControl w:val="0"/>
-              <w:pBdr>
-                <w:top w:val="nil"/>
-                <w:left w:val="nil"/>
-                <w:bottom w:val="nil"/>
-                <w:right w:val="nil"/>
-                <w:between w:val="nil"/>
-              </w:pBdr>
-              <w:spacing w:line="240" w:lineRule="auto"/>
-            </w:pPr>
+              <w:t>ICS_G14_TIG_&lt;&lt;nombre&gt;&gt;.</w:t>
+            </w:r>
+            <w:proofErr w:type="spellStart"/>
+            <w:r>
+              <w:t>pdf</w:t>
+            </w:r>
+            <w:proofErr w:type="spellEnd"/>
           </w:p>
         </w:tc>
         <w:tc>
@@ -729,10 +764,7 @@
               <w:spacing w:line="240" w:lineRule="auto"/>
             </w:pPr>
             <w:r>
-              <w:t>ICS_G14_4K2_2025/Material Práctico</w:t>
-            </w:r>
-            <w:r>
-              <w:t>/</w:t>
+              <w:t>ICS_G14_4K2_2025/Trabajos de Investigación/</w:t>
             </w:r>
           </w:p>
         </w:tc>
@@ -788,7 +820,7 @@
               <w:spacing w:line="240" w:lineRule="auto"/>
             </w:pPr>
             <w:r>
-              <w:t>Guía de Trabajos Prácticos Evaluables</w:t>
+              <w:t>Plan de Gestión de Configuración de Software</w:t>
             </w:r>
           </w:p>
         </w:tc>
@@ -815,7 +847,7 @@
               <w:spacing w:line="240" w:lineRule="auto"/>
             </w:pPr>
             <w:r>
-              <w:t>ICS_G14_Guía_Ejercicios_Prácticos_Evaluables.pdf</w:t>
+              <w:t>ICS_G14_Planificación_SCM.docx</w:t>
             </w:r>
           </w:p>
         </w:tc>
@@ -835,7 +867,7 @@
               <w:spacing w:line="240" w:lineRule="auto"/>
             </w:pPr>
             <w:r>
-              <w:t>ICS_G14_4K2_2025/Material Práctico/</w:t>
+              <w:t>ICS_G14_4K2_2025/</w:t>
             </w:r>
           </w:p>
         </w:tc>
@@ -862,7 +894,7 @@
               <w:spacing w:line="240" w:lineRule="auto"/>
             </w:pPr>
             <w:r>
-              <w:t>Práctico</w:t>
+              <w:t>Documento</w:t>
             </w:r>
           </w:p>
         </w:tc>
@@ -890,13 +922,8 @@
               </w:pBdr>
               <w:spacing w:line="240" w:lineRule="auto"/>
             </w:pPr>
-            <w:proofErr w:type="spellStart"/>
-            <w:r>
-              <w:t>Template</w:t>
-            </w:r>
-            <w:proofErr w:type="spellEnd"/>
-            <w:r>
-              <w:t xml:space="preserve"> para Prácticos y Parciales</w:t>
+            <w:r>
+              <w:t>Guía de Ejercicios Prácticos Resueltos</w:t>
             </w:r>
           </w:p>
         </w:tc>
@@ -923,19 +950,34 @@
               <w:spacing w:line="240" w:lineRule="auto"/>
             </w:pPr>
             <w:r>
-              <w:t>ICS_G14_Template_&lt;&lt;nombre&gt;&gt;.</w:t>
-            </w:r>
-            <w:r>
-              <w:t>&lt;&lt;</w:t>
-            </w:r>
-            <w:proofErr w:type="spellStart"/>
-            <w:r>
-              <w:t>ext</w:t>
-            </w:r>
-            <w:proofErr w:type="spellEnd"/>
-            <w:r>
-              <w:t>&gt;&gt;</w:t>
-            </w:r>
+              <w:t>ICS_G14_Guía_Ejercicios_Prácticos_Resueltos.pdf</w:t>
+            </w:r>
+          </w:p>
+          <w:p>
+            <w:pPr>
+              <w:widowControl w:val="0"/>
+              <w:pBdr>
+                <w:top w:val="nil"/>
+                <w:left w:val="nil"/>
+                <w:bottom w:val="nil"/>
+                <w:right w:val="nil"/>
+                <w:between w:val="nil"/>
+              </w:pBdr>
+              <w:spacing w:line="240" w:lineRule="auto"/>
+            </w:pPr>
+          </w:p>
+          <w:p>
+            <w:pPr>
+              <w:widowControl w:val="0"/>
+              <w:pBdr>
+                <w:top w:val="nil"/>
+                <w:left w:val="nil"/>
+                <w:bottom w:val="nil"/>
+                <w:right w:val="nil"/>
+                <w:between w:val="nil"/>
+              </w:pBdr>
+              <w:spacing w:line="240" w:lineRule="auto"/>
+            </w:pPr>
           </w:p>
         </w:tc>
         <w:tc>
@@ -954,15 +996,10 @@
               <w:spacing w:line="240" w:lineRule="auto"/>
             </w:pPr>
             <w:r>
-              <w:t>ICS_G14_4K2_2025/Material Práctico/</w:t>
-            </w:r>
-            <w:proofErr w:type="spellStart"/>
-            <w:r>
-              <w:t>Templates</w:t>
-            </w:r>
-            <w:proofErr w:type="spellEnd"/>
-            <w:r>
-              <w:t xml:space="preserve"> para Prácticos y Parciales/</w:t>
+              <w:t>ICS_G14_4K2_2025/Material Práctico</w:t>
+            </w:r>
+            <w:r>
+              <w:t>/</w:t>
             </w:r>
           </w:p>
         </w:tc>
@@ -1018,7 +1055,7 @@
               <w:spacing w:line="240" w:lineRule="auto"/>
             </w:pPr>
             <w:r>
-              <w:t>Cronograma</w:t>
+              <w:t>Guía de Trabajos Prácticos Evaluables</w:t>
             </w:r>
           </w:p>
         </w:tc>
@@ -1045,7 +1082,7 @@
               <w:spacing w:line="240" w:lineRule="auto"/>
             </w:pPr>
             <w:r>
-              <w:t>ICS_G14_Cronograma_2025.xlsx</w:t>
+              <w:t>ICS_G14_Guía_Ejercicios_Prácticos_Evaluables.pdf</w:t>
             </w:r>
           </w:p>
         </w:tc>
@@ -1065,7 +1102,7 @@
               <w:spacing w:line="240" w:lineRule="auto"/>
             </w:pPr>
             <w:r>
-              <w:t>ICS_G14_4K2_2025/Planificación/</w:t>
+              <w:t>ICS_G14_4K2_2025/Material Práctico/</w:t>
             </w:r>
           </w:p>
         </w:tc>
@@ -1092,7 +1129,7 @@
               <w:spacing w:line="240" w:lineRule="auto"/>
             </w:pPr>
             <w:r>
-              <w:t>Documento</w:t>
+              <w:t>Práctico</w:t>
             </w:r>
           </w:p>
         </w:tc>
@@ -1120,7 +1157,238 @@
               </w:pBdr>
               <w:spacing w:line="240" w:lineRule="auto"/>
             </w:pPr>
-            <w:r>
+            <w:proofErr w:type="spellStart"/>
+            <w:r>
+              <w:t>Template</w:t>
+            </w:r>
+            <w:proofErr w:type="spellEnd"/>
+            <w:r>
+              <w:t xml:space="preserve"> para Prácticos y Parciales</w:t>
+            </w:r>
+          </w:p>
+        </w:tc>
+        <w:tc>
+          <w:tcPr>
+            <w:tcW w:w="3465" w:type="dxa"/>
+            <w:tcMar>
+              <w:top w:w="100" w:type="dxa"/>
+              <w:left w:w="100" w:type="dxa"/>
+              <w:bottom w:w="100" w:type="dxa"/>
+              <w:right w:w="100" w:type="dxa"/>
+            </w:tcMar>
+          </w:tcPr>
+          <w:p>
+            <w:pPr>
+              <w:widowControl w:val="0"/>
+              <w:pBdr>
+                <w:top w:val="nil"/>
+                <w:left w:val="nil"/>
+                <w:bottom w:val="nil"/>
+                <w:right w:val="nil"/>
+                <w:between w:val="nil"/>
+              </w:pBdr>
+              <w:spacing w:line="240" w:lineRule="auto"/>
+            </w:pPr>
+            <w:r>
+              <w:t>ICS_G14_Template_&lt;&lt;nombre&gt;&gt;.</w:t>
+            </w:r>
+            <w:r>
+              <w:t>&lt;&lt;</w:t>
+            </w:r>
+            <w:proofErr w:type="spellStart"/>
+            <w:r>
+              <w:t>ext</w:t>
+            </w:r>
+            <w:proofErr w:type="spellEnd"/>
+            <w:r>
+              <w:t>&gt;&gt;</w:t>
+            </w:r>
+          </w:p>
+        </w:tc>
+        <w:tc>
+          <w:tcPr>
+            <w:tcW w:w="1905" w:type="dxa"/>
+            <w:tcMar>
+              <w:top w:w="100" w:type="dxa"/>
+              <w:left w:w="100" w:type="dxa"/>
+              <w:bottom w:w="100" w:type="dxa"/>
+              <w:right w:w="100" w:type="dxa"/>
+            </w:tcMar>
+          </w:tcPr>
+          <w:p>
+            <w:pPr>
+              <w:widowControl w:val="0"/>
+              <w:spacing w:line="240" w:lineRule="auto"/>
+            </w:pPr>
+            <w:r>
+              <w:t>ICS_G14_4K2_2025/Material Práctico/</w:t>
+            </w:r>
+            <w:proofErr w:type="spellStart"/>
+            <w:r>
+              <w:t>Templates</w:t>
+            </w:r>
+            <w:proofErr w:type="spellEnd"/>
+            <w:r>
+              <w:t xml:space="preserve"> para Prácticos y Parciales/</w:t>
+            </w:r>
+          </w:p>
+        </w:tc>
+        <w:tc>
+          <w:tcPr>
+            <w:tcW w:w="1620" w:type="dxa"/>
+            <w:tcMar>
+              <w:top w:w="100" w:type="dxa"/>
+              <w:left w:w="100" w:type="dxa"/>
+              <w:bottom w:w="100" w:type="dxa"/>
+              <w:right w:w="100" w:type="dxa"/>
+            </w:tcMar>
+          </w:tcPr>
+          <w:p>
+            <w:pPr>
+              <w:widowControl w:val="0"/>
+              <w:pBdr>
+                <w:top w:val="nil"/>
+                <w:left w:val="nil"/>
+                <w:bottom w:val="nil"/>
+                <w:right w:val="nil"/>
+                <w:between w:val="nil"/>
+              </w:pBdr>
+              <w:spacing w:line="240" w:lineRule="auto"/>
+            </w:pPr>
+            <w:r>
+              <w:t>Práctico</w:t>
+            </w:r>
+          </w:p>
+        </w:tc>
+      </w:tr>
+      <w:tr>
+        <w:tc>
+          <w:tcPr>
+            <w:tcW w:w="2085" w:type="dxa"/>
+            <w:tcMar>
+              <w:top w:w="100" w:type="dxa"/>
+              <w:left w:w="100" w:type="dxa"/>
+              <w:bottom w:w="100" w:type="dxa"/>
+              <w:right w:w="100" w:type="dxa"/>
+            </w:tcMar>
+          </w:tcPr>
+          <w:p>
+            <w:pPr>
+              <w:widowControl w:val="0"/>
+              <w:pBdr>
+                <w:top w:val="nil"/>
+                <w:left w:val="nil"/>
+                <w:bottom w:val="nil"/>
+                <w:right w:val="nil"/>
+                <w:between w:val="nil"/>
+              </w:pBdr>
+              <w:spacing w:line="240" w:lineRule="auto"/>
+            </w:pPr>
+            <w:r>
+              <w:t>Cronograma</w:t>
+            </w:r>
+          </w:p>
+        </w:tc>
+        <w:tc>
+          <w:tcPr>
+            <w:tcW w:w="3465" w:type="dxa"/>
+            <w:tcMar>
+              <w:top w:w="100" w:type="dxa"/>
+              <w:left w:w="100" w:type="dxa"/>
+              <w:bottom w:w="100" w:type="dxa"/>
+              <w:right w:w="100" w:type="dxa"/>
+            </w:tcMar>
+          </w:tcPr>
+          <w:p>
+            <w:pPr>
+              <w:widowControl w:val="0"/>
+              <w:pBdr>
+                <w:top w:val="nil"/>
+                <w:left w:val="nil"/>
+                <w:bottom w:val="nil"/>
+                <w:right w:val="nil"/>
+                <w:between w:val="nil"/>
+              </w:pBdr>
+              <w:spacing w:line="240" w:lineRule="auto"/>
+            </w:pPr>
+            <w:r>
+              <w:t>ICS_G14_Cronograma_2025.xlsx</w:t>
+            </w:r>
+          </w:p>
+        </w:tc>
+        <w:tc>
+          <w:tcPr>
+            <w:tcW w:w="1905" w:type="dxa"/>
+            <w:tcMar>
+              <w:top w:w="100" w:type="dxa"/>
+              <w:left w:w="100" w:type="dxa"/>
+              <w:bottom w:w="100" w:type="dxa"/>
+              <w:right w:w="100" w:type="dxa"/>
+            </w:tcMar>
+          </w:tcPr>
+          <w:p>
+            <w:pPr>
+              <w:widowControl w:val="0"/>
+              <w:spacing w:line="240" w:lineRule="auto"/>
+            </w:pPr>
+            <w:r>
+              <w:t>ICS_G14_4K2_2025/Planificación/</w:t>
+            </w:r>
+          </w:p>
+        </w:tc>
+        <w:tc>
+          <w:tcPr>
+            <w:tcW w:w="1620" w:type="dxa"/>
+            <w:tcMar>
+              <w:top w:w="100" w:type="dxa"/>
+              <w:left w:w="100" w:type="dxa"/>
+              <w:bottom w:w="100" w:type="dxa"/>
+              <w:right w:w="100" w:type="dxa"/>
+            </w:tcMar>
+          </w:tcPr>
+          <w:p>
+            <w:pPr>
+              <w:widowControl w:val="0"/>
+              <w:pBdr>
+                <w:top w:val="nil"/>
+                <w:left w:val="nil"/>
+                <w:bottom w:val="nil"/>
+                <w:right w:val="nil"/>
+                <w:between w:val="nil"/>
+              </w:pBdr>
+              <w:spacing w:line="240" w:lineRule="auto"/>
+            </w:pPr>
+            <w:r>
+              <w:t>Documento</w:t>
+            </w:r>
+          </w:p>
+        </w:tc>
+      </w:tr>
+      <w:tr>
+        <w:tc>
+          <w:tcPr>
+            <w:tcW w:w="2085" w:type="dxa"/>
+            <w:tcMar>
+              <w:top w:w="100" w:type="dxa"/>
+              <w:left w:w="100" w:type="dxa"/>
+              <w:bottom w:w="100" w:type="dxa"/>
+              <w:right w:w="100" w:type="dxa"/>
+            </w:tcMar>
+          </w:tcPr>
+          <w:p>
+            <w:pPr>
+              <w:widowControl w:val="0"/>
+              <w:pBdr>
+                <w:top w:val="nil"/>
+                <w:left w:val="nil"/>
+                <w:bottom w:val="nil"/>
+                <w:right w:val="nil"/>
+                <w:between w:val="nil"/>
+              </w:pBdr>
+              <w:spacing w:line="240" w:lineRule="auto"/>
+            </w:pPr>
+            <w:r>
+              <w:lastRenderedPageBreak/>
               <w:t>Programa de la Materia</w:t>
             </w:r>
           </w:p>
@@ -1396,11 +1664,7 @@
               <w:spacing w:line="240" w:lineRule="auto"/>
             </w:pPr>
             <w:r>
-              <w:t>ICS_G14_4K2_2025/Material Teórico/Presenta</w:t>
-            </w:r>
-            <w:r>
-              <w:lastRenderedPageBreak/>
-              <w:t>ciones de Clase/</w:t>
+              <w:t>ICS_G14_4K2_2025/Material Teórico/Presentaciones de Clase/</w:t>
             </w:r>
           </w:p>
         </w:tc>
@@ -1427,7 +1691,6 @@
               <w:spacing w:line="240" w:lineRule="auto"/>
             </w:pPr>
             <w:r>
-              <w:lastRenderedPageBreak/>
               <w:t>Teórico</w:t>
             </w:r>
           </w:p>
@@ -2023,11 +2286,65 @@
       </w:r>
     </w:p>
     <w:p>
-      <w:r>
-        <w:tab/>
-      </w:r>
-      <w:r>
-        <w:tab/>
+      <w:pPr>
+        <w:rPr>
+          <w:b/>
+          <w:bCs/>
+        </w:rPr>
+      </w:pPr>
+      <w:r>
+        <w:rPr>
+          <w:b/>
+          <w:bCs/>
+        </w:rPr>
+        <w:tab/>
+      </w:r>
+      <w:r>
+        <w:rPr>
+          <w:b/>
+          <w:bCs/>
+        </w:rPr>
+        <w:tab/>
+        <w:t>TP</w:t>
+      </w:r>
+      <w:r>
+        <w:rPr>
+          <w:b/>
+          <w:bCs/>
+        </w:rPr>
+        <w:t>&lt;&lt;</w:t>
+      </w:r>
+      <w:r>
+        <w:rPr>
+          <w:b/>
+          <w:bCs/>
+        </w:rPr>
+        <w:t>N</w:t>
+      </w:r>
+      <w:r>
+        <w:rPr>
+          <w:b/>
+          <w:bCs/>
+        </w:rPr>
+        <w:t>&gt;&gt;/</w:t>
+      </w:r>
+    </w:p>
+    <w:p>
+      <w:pPr>
+        <w:rPr>
+          <w:u w:val="single"/>
+        </w:rPr>
+      </w:pPr>
+      <w:r>
+        <w:tab/>
+      </w:r>
+      <w:r>
+        <w:tab/>
+      </w:r>
+      <w:r>
+        <w:tab/>
+      </w:r>
+      <w:r>
         <w:t>ICS_G14_TP_&lt;&lt;N&gt;&gt;.</w:t>
       </w:r>
       <w:proofErr w:type="spellStart"/>
@@ -2035,6 +2352,134 @@
         <w:t>pdf</w:t>
       </w:r>
       <w:proofErr w:type="spellEnd"/>
+    </w:p>
+    <w:p>
+      <w:pPr>
+        <w:rPr>
+          <w:b/>
+          <w:bCs/>
+        </w:rPr>
+      </w:pPr>
+      <w:r>
+        <w:tab/>
+      </w:r>
+      <w:r>
+        <w:tab/>
+      </w:r>
+      <w:r>
+        <w:tab/>
+      </w:r>
+      <w:r>
+        <w:rPr>
+          <w:b/>
+          <w:bCs/>
+        </w:rPr>
+        <w:t>Código/</w:t>
+      </w:r>
+    </w:p>
+    <w:p>
+      <w:r>
+        <w:rPr>
+          <w:b/>
+          <w:bCs/>
+        </w:rPr>
+        <w:tab/>
+      </w:r>
+      <w:r>
+        <w:rPr>
+          <w:b/>
+          <w:bCs/>
+        </w:rPr>
+        <w:tab/>
+      </w:r>
+      <w:r>
+        <w:rPr>
+          <w:b/>
+          <w:bCs/>
+        </w:rPr>
+        <w:tab/>
+      </w:r>
+      <w:r>
+        <w:rPr>
+          <w:b/>
+          <w:bCs/>
+        </w:rPr>
+        <w:tab/>
+      </w:r>
+      <w:r>
+        <w:t>&lt;&lt;</w:t>
+      </w:r>
+      <w:proofErr w:type="spellStart"/>
+      <w:r>
+        <w:t>nombre_archivo</w:t>
+      </w:r>
+      <w:proofErr w:type="spellEnd"/>
+      <w:r>
+        <w:t>&gt;&gt;.&lt;&lt;</w:t>
+      </w:r>
+      <w:proofErr w:type="spellStart"/>
+      <w:r>
+        <w:t>ext</w:t>
+      </w:r>
+      <w:proofErr w:type="spellEnd"/>
+      <w:r>
+        <w:t>&gt;&gt;</w:t>
+      </w:r>
+    </w:p>
+    <w:p>
+      <w:pPr>
+        <w:rPr>
+          <w:b/>
+          <w:bCs/>
+        </w:rPr>
+      </w:pPr>
+      <w:r>
+        <w:tab/>
+      </w:r>
+      <w:r>
+        <w:tab/>
+      </w:r>
+      <w:r>
+        <w:tab/>
+      </w:r>
+      <w:r>
+        <w:rPr>
+          <w:b/>
+          <w:bCs/>
+        </w:rPr>
+        <w:t>Documentación/</w:t>
+      </w:r>
+    </w:p>
+    <w:p>
+      <w:r>
+        <w:tab/>
+      </w:r>
+      <w:r>
+        <w:tab/>
+      </w:r>
+      <w:r>
+        <w:tab/>
+      </w:r>
+      <w:r>
+        <w:tab/>
+        <w:t>&lt;&lt;</w:t>
+      </w:r>
+      <w:proofErr w:type="spellStart"/>
+      <w:r>
+        <w:t>nombre_archivo</w:t>
+      </w:r>
+      <w:proofErr w:type="spellEnd"/>
+      <w:r>
+        <w:t>&gt;&gt;.&lt;&lt;</w:t>
+      </w:r>
+      <w:proofErr w:type="spellStart"/>
+      <w:r>
+        <w:t>ext</w:t>
+      </w:r>
+      <w:proofErr w:type="spellEnd"/>
+      <w:r>
+        <w:t>&gt;&gt;</w:t>
+      </w:r>
     </w:p>
     <w:p>
       <w:pPr>

--- a/ICS_G14_Planificación_SCM.docx
+++ b/ICS_G14_Planificación_SCM.docx
@@ -1,6 +1,6 @@
 
 <file path=word/document.xml><?xml version="1.0" encoding="utf-8"?>
-<w:document xmlns:wpc="http://schemas.microsoft.com/office/word/2010/wordprocessingCanvas" xmlns:cx="http://schemas.microsoft.com/office/drawing/2014/chartex" xmlns:cx1="http://schemas.microsoft.com/office/drawing/2015/9/8/chartex" xmlns:cx2="http://schemas.microsoft.com/office/drawing/2015/10/21/chartex" xmlns:cx3="http://schemas.microsoft.com/office/drawing/2016/5/9/chartex" xmlns:cx4="http://schemas.microsoft.com/office/drawing/2016/5/10/chartex" xmlns:cx5="http://schemas.microsoft.com/office/drawing/2016/5/11/chartex" xmlns:cx6="http://schemas.microsoft.com/office/drawing/2016/5/12/chartex" xmlns:cx7="http://schemas.microsoft.com/office/drawing/2016/5/13/chartex" xmlns:cx8="http://schemas.microsoft.com/office/drawing/2016/5/14/chartex" xmlns:mc="http://schemas.openxmlformats.org/markup-compatibility/2006" xmlns:aink="http://schemas.microsoft.com/office/drawing/2016/ink" xmlns:am3d="http://schemas.microsoft.com/office/drawing/2017/model3d" xmlns:o="urn:schemas-microsoft-com:office:office" xmlns:oel="http://schemas.microsoft.com/office/2019/extlst" xmlns:r="http://schemas.openxmlformats.org/officeDocument/2006/relationships" xmlns:m="http://schemas.openxmlformats.org/officeDocument/2006/math" xmlns:v="urn:schemas-microsoft-com:vml" xmlns:wp14="http://schemas.microsoft.com/office/word/2010/wordprocessingDrawing" xmlns:wp="http://schemas.openxmlformats.org/drawingml/2006/wordprocessingDrawing" xmlns:w10="urn:schemas-microsoft-com:office:word" xmlns:w="http://schemas.openxmlformats.org/wordprocessingml/2006/main" xmlns:w14="http://schemas.microsoft.com/office/word/2010/wordml" xmlns:w15="http://schemas.microsoft.com/office/word/2012/wordml" xmlns:w16cex="http://schemas.microsoft.com/office/word/2018/wordml/cex" xmlns:w16cid="http://schemas.microsoft.com/office/word/2016/wordml/cid" xmlns:w16="http://schemas.microsoft.com/office/word/2018/wordml" xmlns:w16du="http://schemas.microsoft.com/office/word/2023/wordml/word16du" xmlns:w16sdtdh="http://schemas.microsoft.com/office/word/2020/wordml/sdtdatahash" xmlns:w16sdtfl="http://schemas.microsoft.com/office/word/2024/wordml/sdtformatlock" xmlns:w16se="http://schemas.microsoft.com/office/word/2015/wordml/symex" xmlns:wpg="http://schemas.microsoft.com/office/word/2010/wordprocessingGroup" xmlns:wpi="http://schemas.microsoft.com/office/word/2010/wordprocessingInk" xmlns:wne="http://schemas.microsoft.com/office/word/2006/wordml" xmlns:wps="http://schemas.microsoft.com/office/word/2010/wordprocessingShape" mc:Ignorable="w14 w15 w16se w16cid w16 w16cex w16sdtdh w16sdtfl w16du wp14">
+<w:document xmlns:wpc="http://schemas.microsoft.com/office/word/2010/wordprocessingCanvas" xmlns:cx="http://schemas.microsoft.com/office/drawing/2014/chartex" xmlns:mc="http://schemas.openxmlformats.org/markup-compatibility/2006" xmlns:o="urn:schemas-microsoft-com:office:office" xmlns:r="http://schemas.openxmlformats.org/officeDocument/2006/relationships" xmlns:m="http://schemas.openxmlformats.org/officeDocument/2006/math" xmlns:v="urn:schemas-microsoft-com:vml" xmlns:wp14="http://schemas.microsoft.com/office/word/2010/wordprocessingDrawing" xmlns:wp="http://schemas.openxmlformats.org/drawingml/2006/wordprocessingDrawing" xmlns:w10="urn:schemas-microsoft-com:office:word" xmlns:w="http://schemas.openxmlformats.org/wordprocessingml/2006/main" xmlns:w14="http://schemas.microsoft.com/office/word/2010/wordml" xmlns:w15="http://schemas.microsoft.com/office/word/2012/wordml" xmlns:w16se="http://schemas.microsoft.com/office/word/2015/wordml/symex" xmlns:wpg="http://schemas.microsoft.com/office/word/2010/wordprocessingGroup" xmlns:wpi="http://schemas.microsoft.com/office/word/2010/wordprocessingInk" xmlns:wne="http://schemas.microsoft.com/office/word/2006/wordml" xmlns:wps="http://schemas.microsoft.com/office/word/2010/wordprocessingShape" mc:Ignorable="w14 w15 w16se wp14">
   <w:body>
     <w:p>
       <w:pPr>
@@ -227,10 +227,7 @@
               <w:spacing w:line="240" w:lineRule="auto"/>
             </w:pPr>
             <w:r>
-              <w:t xml:space="preserve">Entregable de </w:t>
-            </w:r>
-            <w:r>
-              <w:t>Trabajo Práctico</w:t>
+              <w:t>Entregable de Trabajo Práctico</w:t>
             </w:r>
           </w:p>
         </w:tc>
@@ -421,10 +418,7 @@
               <w:spacing w:line="240" w:lineRule="auto"/>
             </w:pPr>
             <w:r>
-              <w:t>ICS_G14_4K2_2025/Trabajos Prácticos/TP&lt;&lt;N&gt;&gt;/</w:t>
-            </w:r>
-            <w:r>
-              <w:t>Código/</w:t>
+              <w:t>ICS_G14_4K2_2025/Trabajos Prácticos/TP&lt;&lt;N&gt;&gt;/Código/</w:t>
             </w:r>
           </w:p>
         </w:tc>
@@ -550,10 +544,7 @@
               <w:spacing w:line="240" w:lineRule="auto"/>
             </w:pPr>
             <w:r>
-              <w:t>ICS_G14_4K2_2025/Trabajos Prácticos/TP&lt;&lt;N&gt;&gt;/</w:t>
-            </w:r>
-            <w:r>
-              <w:t>Documentación/</w:t>
+              <w:t>ICS_G14_4K2_2025/Trabajos Prácticos/TP&lt;&lt;N&gt;&gt;/Documentación/</w:t>
             </w:r>
           </w:p>
         </w:tc>
@@ -820,7 +811,10 @@
               <w:spacing w:line="240" w:lineRule="auto"/>
             </w:pPr>
             <w:r>
-              <w:t>Plan de Gestión de Configuración de Software</w:t>
+              <w:t xml:space="preserve">Plan de Gestión de </w:t>
+            </w:r>
+            <w:r>
+              <w:t>Configuración de Software</w:t>
             </w:r>
           </w:p>
         </w:tc>
@@ -1055,7 +1049,10 @@
               <w:spacing w:line="240" w:lineRule="auto"/>
             </w:pPr>
             <w:r>
-              <w:t>Guía de Trabajos Prácticos Evaluables</w:t>
+              <w:t xml:space="preserve">Guía de Trabajos Prácticos </w:t>
+            </w:r>
+            <w:r>
+              <w:t>Evaluables</w:t>
             </w:r>
           </w:p>
         </w:tc>
@@ -1922,7 +1919,142 @@
               <w:t>Documento</w:t>
             </w:r>
           </w:p>
-        </w:tc>
+          <w:p>
+            <w:pPr>
+              <w:widowControl w:val="0"/>
+              <w:pBdr>
+                <w:top w:val="nil"/>
+                <w:left w:val="nil"/>
+                <w:bottom w:val="nil"/>
+                <w:right w:val="nil"/>
+                <w:between w:val="nil"/>
+              </w:pBdr>
+              <w:spacing w:line="240" w:lineRule="auto"/>
+            </w:pPr>
+          </w:p>
+        </w:tc>
+      </w:tr>
+      <w:tr>
+        <w:tc>
+          <w:tcPr>
+            <w:tcW w:w="2085" w:type="dxa"/>
+            <w:tcMar>
+              <w:top w:w="100" w:type="dxa"/>
+              <w:left w:w="100" w:type="dxa"/>
+              <w:bottom w:w="100" w:type="dxa"/>
+              <w:right w:w="100" w:type="dxa"/>
+            </w:tcMar>
+          </w:tcPr>
+          <w:p>
+            <w:pPr>
+              <w:widowControl w:val="0"/>
+              <w:pBdr>
+                <w:top w:val="nil"/>
+                <w:left w:val="nil"/>
+                <w:bottom w:val="nil"/>
+                <w:right w:val="nil"/>
+                <w:between w:val="nil"/>
+              </w:pBdr>
+              <w:spacing w:line="240" w:lineRule="auto"/>
+            </w:pPr>
+            <w:r>
+              <w:t xml:space="preserve">Archivo de configuración de </w:t>
+            </w:r>
+            <w:proofErr w:type="spellStart"/>
+            <w:r>
+              <w:t>Git</w:t>
+            </w:r>
+            <w:proofErr w:type="spellEnd"/>
+          </w:p>
+        </w:tc>
+        <w:tc>
+          <w:tcPr>
+            <w:tcW w:w="3465" w:type="dxa"/>
+            <w:tcMar>
+              <w:top w:w="100" w:type="dxa"/>
+              <w:left w:w="100" w:type="dxa"/>
+              <w:bottom w:w="100" w:type="dxa"/>
+              <w:right w:w="100" w:type="dxa"/>
+            </w:tcMar>
+          </w:tcPr>
+          <w:p>
+            <w:pPr>
+              <w:widowControl w:val="0"/>
+              <w:pBdr>
+                <w:top w:val="nil"/>
+                <w:left w:val="nil"/>
+                <w:bottom w:val="nil"/>
+                <w:right w:val="nil"/>
+                <w:between w:val="nil"/>
+              </w:pBdr>
+              <w:spacing w:line="240" w:lineRule="auto"/>
+            </w:pPr>
+            <w:r>
+              <w:t>.</w:t>
+            </w:r>
+            <w:proofErr w:type="spellStart"/>
+            <w:r>
+              <w:t>gitignore</w:t>
+            </w:r>
+            <w:proofErr w:type="spellEnd"/>
+          </w:p>
+        </w:tc>
+        <w:tc>
+          <w:tcPr>
+            <w:tcW w:w="1905" w:type="dxa"/>
+            <w:tcMar>
+              <w:top w:w="100" w:type="dxa"/>
+              <w:left w:w="100" w:type="dxa"/>
+              <w:bottom w:w="100" w:type="dxa"/>
+              <w:right w:w="100" w:type="dxa"/>
+            </w:tcMar>
+          </w:tcPr>
+          <w:p>
+            <w:pPr>
+              <w:widowControl w:val="0"/>
+              <w:pBdr>
+                <w:top w:val="nil"/>
+                <w:left w:val="nil"/>
+                <w:bottom w:val="nil"/>
+                <w:right w:val="nil"/>
+                <w:between w:val="nil"/>
+              </w:pBdr>
+              <w:spacing w:line="240" w:lineRule="auto"/>
+            </w:pPr>
+            <w:r>
+              <w:t>ICS_G14_4K2_2025/</w:t>
+            </w:r>
+          </w:p>
+        </w:tc>
+        <w:tc>
+          <w:tcPr>
+            <w:tcW w:w="1620" w:type="dxa"/>
+            <w:tcMar>
+              <w:top w:w="100" w:type="dxa"/>
+              <w:left w:w="100" w:type="dxa"/>
+              <w:bottom w:w="100" w:type="dxa"/>
+              <w:right w:w="100" w:type="dxa"/>
+            </w:tcMar>
+          </w:tcPr>
+          <w:p>
+            <w:pPr>
+              <w:widowControl w:val="0"/>
+              <w:pBdr>
+                <w:top w:val="nil"/>
+                <w:left w:val="nil"/>
+                <w:bottom w:val="nil"/>
+                <w:right w:val="nil"/>
+                <w:between w:val="nil"/>
+              </w:pBdr>
+              <w:spacing w:line="240" w:lineRule="auto"/>
+            </w:pPr>
+            <w:r>
+              <w:t>Configuración</w:t>
+            </w:r>
+          </w:p>
+        </w:tc>
+        <w:bookmarkStart w:id="0" w:name="_GoBack"/>
+        <w:bookmarkEnd w:id="0"/>
       </w:tr>
     </w:tbl>
     <w:p>
@@ -2510,6 +2642,7 @@
     </w:p>
     <w:p>
       <w:r>
+        <w:lastRenderedPageBreak/>
         <w:tab/>
       </w:r>
       <w:r>
@@ -2529,17 +2662,31 @@
       </w:r>
     </w:p>
     <w:p>
+      <w:r>
+        <w:tab/>
+        <w:t>ICS_G14_Glosario.txt</w:t>
+      </w:r>
+    </w:p>
+    <w:p>
       <w:pPr>
         <w:rPr>
-          <w:b/>
           <w:sz w:val="24"/>
           <w:szCs w:val="24"/>
         </w:rPr>
       </w:pPr>
       <w:r>
         <w:tab/>
-        <w:t>ICS_G14_Glosario.txt</w:t>
-      </w:r>
+      </w:r>
+      <w:proofErr w:type="gramStart"/>
+      <w:r>
+        <w:t>.</w:t>
+      </w:r>
+      <w:proofErr w:type="spellStart"/>
+      <w:r>
+        <w:t>gitignore</w:t>
+      </w:r>
+      <w:proofErr w:type="spellEnd"/>
+      <w:proofErr w:type="gramEnd"/>
     </w:p>
     <w:p>
       <w:pPr>
@@ -2564,7 +2711,15 @@
           <w:sz w:val="24"/>
           <w:szCs w:val="24"/>
         </w:rPr>
-        <w:t>Criterio de actualización de Línea Base:</w:t>
+        <w:t xml:space="preserve">Criterio de actualización de Línea </w:t>
+      </w:r>
+      <w:r>
+        <w:rPr>
+          <w:b/>
+          <w:sz w:val="24"/>
+          <w:szCs w:val="24"/>
+        </w:rPr>
+        <w:t>Base:</w:t>
       </w:r>
     </w:p>
     <w:p>
@@ -2581,7 +2736,10 @@
         <w:jc w:val="both"/>
       </w:pPr>
       <w:r>
-        <w:t>La línea base se actualizará cada vez que se reciba una corrección de un trabajo práctico evaluable por parte de los profesores de la cátedra. En ese momento, se consolidará una nueva línea base del repositorio completo, de modo que quede registrado no solo el estado corregido de los trabajos prácticos, sino también el material teórico y práctico vigente en esa fecha. Cada línea base será identificada de forma incremental (LB1, LB2, …).</w:t>
+        <w:t>La línea base se actualizará cada vez que se reciba una corrección de un trabajo práctico evaluable por parte de los profesores de la cátedra. En ese momento, se consolidará una nueva línea base del repositorio completo, de modo que quede registrado</w:t>
+      </w:r>
+      <w:r>
+        <w:t xml:space="preserve"> no solo el estado corregido de los trabajos prácticos, sino también el material teórico y práctico vigente en esa fecha. Cada línea base será identificada de forma incremental (LB1, LB2, …).</w:t>
       </w:r>
     </w:p>
     <w:sectPr>
@@ -2595,7 +2753,7 @@
 </file>
 
 <file path=word/styles.xml><?xml version="1.0" encoding="utf-8"?>
-<w:styles xmlns:mc="http://schemas.openxmlformats.org/markup-compatibility/2006" xmlns:r="http://schemas.openxmlformats.org/officeDocument/2006/relationships" xmlns:w="http://schemas.openxmlformats.org/wordprocessingml/2006/main" xmlns:w14="http://schemas.microsoft.com/office/word/2010/wordml" xmlns:w15="http://schemas.microsoft.com/office/word/2012/wordml" xmlns:w16cex="http://schemas.microsoft.com/office/word/2018/wordml/cex" xmlns:w16cid="http://schemas.microsoft.com/office/word/2016/wordml/cid" xmlns:w16="http://schemas.microsoft.com/office/word/2018/wordml" xmlns:w16du="http://schemas.microsoft.com/office/word/2023/wordml/word16du" xmlns:w16sdtdh="http://schemas.microsoft.com/office/word/2020/wordml/sdtdatahash" xmlns:w16sdtfl="http://schemas.microsoft.com/office/word/2024/wordml/sdtformatlock" xmlns:w16se="http://schemas.microsoft.com/office/word/2015/wordml/symex" mc:Ignorable="w14 w15 w16se w16cid w16 w16cex w16sdtdh w16sdtfl w16du">
+<w:styles xmlns:mc="http://schemas.openxmlformats.org/markup-compatibility/2006" xmlns:r="http://schemas.openxmlformats.org/officeDocument/2006/relationships" xmlns:w="http://schemas.openxmlformats.org/wordprocessingml/2006/main" xmlns:w14="http://schemas.microsoft.com/office/word/2010/wordml" xmlns:w15="http://schemas.microsoft.com/office/word/2012/wordml" xmlns:w16se="http://schemas.microsoft.com/office/word/2015/wordml/symex" mc:Ignorable="w14 w15 w16se">
   <w:docDefaults>
     <w:rPrDefault>
       <w:rPr>
@@ -2611,7 +2769,7 @@
       </w:pPr>
     </w:pPrDefault>
   </w:docDefaults>
-  <w:latentStyles w:defLockedState="0" w:defUIPriority="99" w:defSemiHidden="0" w:defUnhideWhenUsed="0" w:defQFormat="0" w:count="376">
+  <w:latentStyles w:defLockedState="0" w:defUIPriority="99" w:defSemiHidden="0" w:defUnhideWhenUsed="0" w:defQFormat="0" w:count="371">
     <w:lsdException w:name="Normal" w:uiPriority="0" w:qFormat="1"/>
     <w:lsdException w:name="heading 1" w:uiPriority="9" w:qFormat="1"/>
     <w:lsdException w:name="heading 2" w:semiHidden="1" w:uiPriority="9" w:unhideWhenUsed="1" w:qFormat="1"/>
@@ -2983,11 +3141,6 @@
     <w:lsdException w:name="List Table 5 Dark Accent 6" w:uiPriority="50"/>
     <w:lsdException w:name="List Table 6 Colorful Accent 6" w:uiPriority="51"/>
     <w:lsdException w:name="List Table 7 Colorful Accent 6" w:uiPriority="52"/>
-    <w:lsdException w:name="Mention" w:semiHidden="1" w:unhideWhenUsed="1"/>
-    <w:lsdException w:name="Smart Hyperlink" w:semiHidden="1" w:unhideWhenUsed="1"/>
-    <w:lsdException w:name="Hashtag" w:semiHidden="1" w:unhideWhenUsed="1"/>
-    <w:lsdException w:name="Unresolved Mention" w:semiHidden="1" w:unhideWhenUsed="1"/>
-    <w:lsdException w:name="Smart Link" w:semiHidden="1" w:unhideWhenUsed="1"/>
   </w:latentStyles>
   <w:style w:type="paragraph" w:default="1" w:styleId="Normal">
     <w:name w:val="Normal"/>
@@ -3201,7 +3354,7 @@
       <w:u w:val="single"/>
     </w:rPr>
   </w:style>
-  <w:style w:type="character" w:styleId="Mencinsinresolver">
+  <w:style w:type="character" w:customStyle="1" w:styleId="UnresolvedMention">
     <w:name w:val="Unresolved Mention"/>
     <w:basedOn w:val="Fuentedeprrafopredeter"/>
     <w:uiPriority w:val="99"/>

--- a/ICS_G14_Planificación_SCM.docx
+++ b/ICS_G14_Planificación_SCM.docx
@@ -4,6 +4,7 @@
   <w:body>
     <w:p>
       <w:pPr>
+        <w:ind w:firstLine="720"/>
         <w:jc w:val="center"/>
         <w:rPr>
           <w:b/>
@@ -254,13 +255,13 @@
               <w:spacing w:line="240" w:lineRule="auto"/>
             </w:pPr>
             <w:r>
-              <w:t>ICS_G14_TP_&lt;&lt;N&gt;&gt;.</w:t>
-            </w:r>
-            <w:proofErr w:type="spellStart"/>
-            <w:r>
-              <w:t>pdf</w:t>
-            </w:r>
-            <w:proofErr w:type="spellEnd"/>
+              <w:t>ICS_G14_TP_&lt;&lt;N&gt;&gt;</w:t>
+            </w:r>
+            <w:r>
+              <w:t>.&lt;&lt;ext&gt;&gt;</w:t>
+            </w:r>
+            <w:bookmarkStart w:id="0" w:name="_GoBack"/>
+            <w:bookmarkEnd w:id="0"/>
           </w:p>
         </w:tc>
         <w:tc>
@@ -811,10 +812,7 @@
               <w:spacing w:line="240" w:lineRule="auto"/>
             </w:pPr>
             <w:r>
-              <w:t xml:space="preserve">Plan de Gestión de </w:t>
-            </w:r>
-            <w:r>
-              <w:t>Configuración de Software</w:t>
+              <w:t>Plan de Gestión de Configuración de Software</w:t>
             </w:r>
           </w:p>
         </w:tc>
@@ -1049,10 +1047,7 @@
               <w:spacing w:line="240" w:lineRule="auto"/>
             </w:pPr>
             <w:r>
-              <w:t xml:space="preserve">Guía de Trabajos Prácticos </w:t>
-            </w:r>
-            <w:r>
-              <w:t>Evaluables</w:t>
+              <w:t>Guía de Trabajos Prácticos Evaluables</w:t>
             </w:r>
           </w:p>
         </w:tc>
@@ -1329,7 +1324,11 @@
               <w:spacing w:line="240" w:lineRule="auto"/>
             </w:pPr>
             <w:r>
-              <w:t>ICS_G14_4K2_2025/Planificación/</w:t>
+              <w:t>ICS_G14_4K2_2025/Planificación</w:t>
+            </w:r>
+            <w:r>
+              <w:lastRenderedPageBreak/>
+              <w:t>/</w:t>
             </w:r>
           </w:p>
         </w:tc>
@@ -1356,6 +1355,7 @@
               <w:spacing w:line="240" w:lineRule="auto"/>
             </w:pPr>
             <w:r>
+              <w:lastRenderedPageBreak/>
               <w:t>Documento</w:t>
             </w:r>
           </w:p>
@@ -2053,8 +2053,6 @@
             </w:r>
           </w:p>
         </w:tc>
-        <w:bookmarkStart w:id="0" w:name="_GoBack"/>
-        <w:bookmarkEnd w:id="0"/>
       </w:tr>
     </w:tbl>
     <w:p>
@@ -2621,6 +2619,7 @@
         </w:rPr>
       </w:pPr>
       <w:r>
+        <w:lastRenderedPageBreak/>
         <w:tab/>
       </w:r>
       <w:r>
@@ -2642,7 +2641,6 @@
     </w:p>
     <w:p>
       <w:r>
-        <w:lastRenderedPageBreak/>
         <w:tab/>
       </w:r>
       <w:r>
@@ -2711,15 +2709,7 @@
           <w:sz w:val="24"/>
           <w:szCs w:val="24"/>
         </w:rPr>
-        <w:t xml:space="preserve">Criterio de actualización de Línea </w:t>
-      </w:r>
-      <w:r>
-        <w:rPr>
-          <w:b/>
-          <w:sz w:val="24"/>
-          <w:szCs w:val="24"/>
-        </w:rPr>
-        <w:t>Base:</w:t>
+        <w:t>Criterio de actualización de Línea Base:</w:t>
       </w:r>
     </w:p>
     <w:p>
@@ -2736,10 +2726,7 @@
         <w:jc w:val="both"/>
       </w:pPr>
       <w:r>
-        <w:t>La línea base se actualizará cada vez que se reciba una corrección de un trabajo práctico evaluable por parte de los profesores de la cátedra. En ese momento, se consolidará una nueva línea base del repositorio completo, de modo que quede registrado</w:t>
-      </w:r>
-      <w:r>
-        <w:t xml:space="preserve"> no solo el estado corregido de los trabajos prácticos, sino también el material teórico y práctico vigente en esa fecha. Cada línea base será identificada de forma incremental (LB1, LB2, …).</w:t>
+        <w:t>La línea base se actualizará cada vez que se reciba una corrección de un trabajo práctico evaluable por parte de los profesores de la cátedra. En ese momento, se consolidará una nueva línea base del repositorio completo, de modo que quede registrado no solo el estado corregido de los trabajos prácticos, sino también el material teórico y práctico vigente en esa fecha. Cada línea base será identificada de forma incremental (LB1, LB2, …).</w:t>
       </w:r>
     </w:p>
     <w:sectPr>
